--- a/Coding 2 - year/Unit 5 - Sorting Searching & Recursion/Daily Lesson Plans/Word/Day 2.docx
+++ b/Coding 2 - year/Unit 5 - Sorting Searching & Recursion/Daily Lesson Plans/Word/Day 2.docx
@@ -50,12 +50,15 @@
               </w:rPr>
               <w:t xml:space="preserve">Coding II — Full Year</w:t>
             </w:r>
-          </w:p>
-          <w:p>
-            <w:pPr>
-              <w:spacing w:before="40"/>
-              <w:jc w:val="center"/>
-            </w:pPr>
+            <w:r>
+              <w:rPr>
+                <w:rFonts w:ascii="Arial" w:cs="Arial" w:eastAsia="Arial" w:hAnsi="Arial"/>
+                <w:sz w:val="16"/>
+                <w:szCs w:val="16"/>
+              </w:rPr>
+              <w:br/>
+              <w:t xml:space="preserve"/>
+            </w:r>
             <w:r>
               <w:rPr>
                 <w:rFonts w:ascii="Arial" w:cs="Arial" w:eastAsia="Arial" w:hAnsi="Arial"/>
@@ -83,7 +86,7 @@
           <w:rFonts w:ascii="Arial" w:cs="Arial" w:eastAsia="Arial" w:hAnsi="Arial"/>
           <w:b/>
           <w:bCs/>
-          <w:color w:val="0D3B1F"/>
+          <w:color w:val="1B7A4A"/>
           <w:sz w:val="32"/>
           <w:szCs w:val="32"/>
         </w:rPr>
@@ -261,9 +264,9 @@
               <w:right w:val="single" w:color="CCCCCC" w:sz="1"/>
             </w:tcBorders>
             <w:tcMar>
-              <w:top w:type="dxa" w:w="60"/>
+              <w:top w:type="dxa" w:w="80"/>
               <w:left w:type="dxa" w:w="120"/>
-              <w:bottom w:type="dxa" w:w="60"/>
+              <w:bottom w:type="dxa" w:w="80"/>
               <w:right w:type="dxa" w:w="120"/>
             </w:tcMar>
           </w:tcPr>
@@ -290,20 +293,213 @@
               <w:right w:val="single" w:color="CCCCCC" w:sz="1"/>
             </w:tcBorders>
             <w:tcMar>
-              <w:top w:type="dxa" w:w="60"/>
+              <w:top w:type="dxa" w:w="80"/>
               <w:left w:type="dxa" w:w="120"/>
-              <w:bottom w:type="dxa" w:w="60"/>
+              <w:bottom w:type="dxa" w:w="80"/>
               <w:right w:type="dxa" w:w="120"/>
             </w:tcMar>
           </w:tcPr>
           <w:p>
-            <w:r>
-              <w:rPr>
-                <w:rFonts w:ascii="Arial" w:cs="Arial" w:eastAsia="Arial" w:hAnsi="Arial"/>
-                <w:sz w:val="20"/>
-                <w:szCs w:val="20"/>
+            <w:pPr>
+              <w:spacing w:after="80" w:before="80"/>
+            </w:pPr>
+            <w:r>
+              <w:rPr>
+                <w:rFonts w:ascii="Arial" w:cs="Arial" w:eastAsia="Arial" w:hAnsi="Arial"/>
+                <w:b/>
+                <w:bCs/>
+                <w:i w:val="false"/>
+                <w:iCs w:val="false"/>
+                <w:color w:val="000000"/>
+                <w:sz w:val="22"/>
+                <w:szCs w:val="22"/>
               </w:rPr>
               <w:t xml:space="preserve">Bell Ringer / Review</w:t>
+            </w:r>
+            <w:r>
+              <w:rPr>
+                <w:rFonts w:ascii="Arial" w:cs="Arial" w:eastAsia="Arial" w:hAnsi="Arial"/>
+                <w:sz w:val="20"/>
+                <w:szCs w:val="20"/>
+              </w:rPr>
+              <w:br/>
+              <w:t xml:space="preserve"/>
+            </w:r>
+            <w:r>
+              <w:rPr>
+                <w:rFonts w:ascii="Arial" w:cs="Arial" w:eastAsia="Arial" w:hAnsi="Arial"/>
+                <w:sz w:val="20"/>
+                <w:szCs w:val="20"/>
+              </w:rPr>
+              <w:br/>
+              <w:t xml:space="preserve"/>
+            </w:r>
+            <w:r>
+              <w:rPr>
+                <w:rFonts w:ascii="Arial" w:cs="Arial" w:eastAsia="Arial" w:hAnsi="Arial"/>
+                <w:b/>
+                <w:bCs/>
+                <w:i w:val="false"/>
+                <w:iCs w:val="false"/>
+                <w:color w:val="000000"/>
+                <w:sz w:val="20"/>
+                <w:szCs w:val="20"/>
+              </w:rPr>
+              <w:t xml:space="preserve">Quick Write </w:t>
+            </w:r>
+            <w:r>
+              <w:rPr>
+                <w:rFonts w:ascii="Arial" w:cs="Arial" w:eastAsia="Arial" w:hAnsi="Arial"/>
+                <w:b w:val="false"/>
+                <w:bCs w:val="false"/>
+                <w:i w:val="false"/>
+                <w:iCs w:val="false"/>
+                <w:color w:val="000000"/>
+                <w:sz w:val="20"/>
+                <w:szCs w:val="20"/>
+              </w:rPr>
+              <w:t xml:space="preserve">(3 min — written or verbal):</w:t>
+            </w:r>
+            <w:r>
+              <w:rPr>
+                <w:rFonts w:ascii="Arial" w:cs="Arial" w:eastAsia="Arial" w:hAnsi="Arial"/>
+                <w:sz w:val="20"/>
+                <w:szCs w:val="20"/>
+              </w:rPr>
+              <w:br/>
+              <w:t xml:space="preserve"/>
+            </w:r>
+            <w:r>
+              <w:rPr>
+                <w:rFonts w:ascii="Arial" w:cs="Arial" w:eastAsia="Arial" w:hAnsi="Arial"/>
+                <w:b w:val="false"/>
+                <w:bCs w:val="false"/>
+                <w:i w:val="false"/>
+                <w:iCs w:val="false"/>
+                <w:color w:val="000000"/>
+                <w:sz w:val="20"/>
+                <w:szCs w:val="20"/>
+              </w:rPr>
+              <w:t xml:space="preserve">    In your own words: Trace a recursive function through the call stack and identify common recursion patterns?</w:t>
+            </w:r>
+            <w:r>
+              <w:rPr>
+                <w:rFonts w:ascii="Arial" w:cs="Arial" w:eastAsia="Arial" w:hAnsi="Arial"/>
+                <w:sz w:val="20"/>
+                <w:szCs w:val="20"/>
+              </w:rPr>
+              <w:br/>
+              <w:t xml:space="preserve"/>
+            </w:r>
+            <w:r>
+              <w:rPr>
+                <w:rFonts w:ascii="Arial" w:cs="Arial" w:eastAsia="Arial" w:hAnsi="Arial"/>
+                <w:sz w:val="20"/>
+                <w:szCs w:val="20"/>
+              </w:rPr>
+              <w:br/>
+              <w:t xml:space="preserve"/>
+            </w:r>
+            <w:r>
+              <w:rPr>
+                <w:rFonts w:ascii="Arial" w:cs="Arial" w:eastAsia="Arial" w:hAnsi="Arial"/>
+                <w:b/>
+                <w:bCs/>
+                <w:i w:val="false"/>
+                <w:iCs w:val="false"/>
+                <w:color w:val="000000"/>
+                <w:sz w:val="20"/>
+                <w:szCs w:val="20"/>
+              </w:rPr>
+              <w:t xml:space="preserve">Vocabulary Preview — </w:t>
+            </w:r>
+            <w:r>
+              <w:rPr>
+                <w:rFonts w:ascii="Arial" w:cs="Arial" w:eastAsia="Arial" w:hAnsi="Arial"/>
+                <w:b w:val="false"/>
+                <w:bCs w:val="false"/>
+                <w:i w:val="false"/>
+                <w:iCs w:val="false"/>
+                <w:color w:val="000000"/>
+                <w:sz w:val="20"/>
+                <w:szCs w:val="20"/>
+              </w:rPr>
+              <w:t xml:space="preserve">terms we'll use today:</w:t>
+            </w:r>
+            <w:r>
+              <w:rPr>
+                <w:rFonts w:ascii="Arial" w:cs="Arial" w:eastAsia="Arial" w:hAnsi="Arial"/>
+                <w:sz w:val="20"/>
+                <w:szCs w:val="20"/>
+              </w:rPr>
+              <w:br/>
+              <w:t xml:space="preserve"/>
+            </w:r>
+            <w:r>
+              <w:rPr>
+                <w:rFonts w:ascii="Arial" w:cs="Arial" w:eastAsia="Arial" w:hAnsi="Arial"/>
+                <w:b w:val="false"/>
+                <w:bCs w:val="false"/>
+                <w:i w:val="false"/>
+                <w:iCs w:val="false"/>
+                <w:color w:val="000000"/>
+                <w:sz w:val="20"/>
+                <w:szCs w:val="20"/>
+              </w:rPr>
+              <w:t xml:space="preserve">    • Call Stack Unwinding   •   Stack Overflow   •   Tail Recursion   •   Linear vs. Tree Recursion   •   Linear recursion   •   Tree recursion</w:t>
+            </w:r>
+            <w:r>
+              <w:rPr>
+                <w:rFonts w:ascii="Arial" w:cs="Arial" w:eastAsia="Arial" w:hAnsi="Arial"/>
+                <w:sz w:val="20"/>
+                <w:szCs w:val="20"/>
+              </w:rPr>
+              <w:br/>
+              <w:t xml:space="preserve"/>
+            </w:r>
+            <w:r>
+              <w:rPr>
+                <w:rFonts w:ascii="Arial" w:cs="Arial" w:eastAsia="Arial" w:hAnsi="Arial"/>
+                <w:sz w:val="20"/>
+                <w:szCs w:val="20"/>
+              </w:rPr>
+              <w:br/>
+              <w:t xml:space="preserve"/>
+            </w:r>
+            <w:r>
+              <w:rPr>
+                <w:rFonts w:ascii="Arial" w:cs="Arial" w:eastAsia="Arial" w:hAnsi="Arial"/>
+                <w:b w:val="false"/>
+                <w:bCs w:val="false"/>
+                <w:i/>
+                <w:iCs/>
+                <w:color w:val="444444"/>
+                <w:sz w:val="20"/>
+                <w:szCs w:val="20"/>
+              </w:rPr>
+              <w:t xml:space="preserve">Today's Goal: By the end of class you will be able to trace a recursive function through the call stack and identify common recursion patterns.</w:t>
+            </w:r>
+            <w:r>
+              <w:rPr>
+                <w:rFonts w:ascii="Arial" w:cs="Arial" w:eastAsia="Arial" w:hAnsi="Arial"/>
+                <w:sz w:val="20"/>
+                <w:szCs w:val="20"/>
+              </w:rPr>
+              <w:br/>
+              <w:t xml:space="preserve"/>
+            </w:r>
+            <w:r>
+              <w:rPr>
+                <w:rFonts w:ascii="Arial" w:cs="Arial" w:eastAsia="Arial" w:hAnsi="Arial"/>
+                <w:b w:val="false"/>
+                <w:bCs w:val="false"/>
+                <w:i/>
+                <w:iCs/>
+                <w:color w:val="555555"/>
+                <w:sz w:val="20"/>
+                <w:szCs w:val="20"/>
+              </w:rPr>
+              <w:t xml:space="preserve">→ Pair-share your response, then 2–3 students share with the class.</w:t>
             </w:r>
           </w:p>
         </w:tc>
@@ -319,9 +515,9 @@
               <w:right w:val="single" w:color="CCCCCC" w:sz="1"/>
             </w:tcBorders>
             <w:tcMar>
-              <w:top w:type="dxa" w:w="60"/>
+              <w:top w:type="dxa" w:w="80"/>
               <w:left w:type="dxa" w:w="120"/>
-              <w:bottom w:type="dxa" w:w="60"/>
+              <w:bottom w:type="dxa" w:w="80"/>
               <w:right w:type="dxa" w:w="120"/>
             </w:tcMar>
           </w:tcPr>
@@ -348,20 +544,336 @@
               <w:right w:val="single" w:color="CCCCCC" w:sz="1"/>
             </w:tcBorders>
             <w:tcMar>
-              <w:top w:type="dxa" w:w="60"/>
+              <w:top w:type="dxa" w:w="80"/>
               <w:left w:type="dxa" w:w="120"/>
-              <w:bottom w:type="dxa" w:w="60"/>
+              <w:bottom w:type="dxa" w:w="80"/>
               <w:right w:type="dxa" w:w="120"/>
             </w:tcMar>
           </w:tcPr>
           <w:p>
-            <w:r>
-              <w:rPr>
-                <w:rFonts w:ascii="Arial" w:cs="Arial" w:eastAsia="Arial" w:hAnsi="Arial"/>
-                <w:sz w:val="20"/>
-                <w:szCs w:val="20"/>
-              </w:rPr>
-              <w:t xml:space="preserve">Mini Lesson: Call Stack &amp; Recursive Patterns</w:t>
+            <w:pPr>
+              <w:spacing w:after="80" w:before="80"/>
+            </w:pPr>
+            <w:r>
+              <w:rPr>
+                <w:rFonts w:ascii="Arial" w:cs="Arial" w:eastAsia="Arial" w:hAnsi="Arial"/>
+                <w:b/>
+                <w:bCs/>
+                <w:i w:val="false"/>
+                <w:iCs w:val="false"/>
+                <w:color w:val="000000"/>
+                <w:sz w:val="22"/>
+                <w:szCs w:val="22"/>
+              </w:rPr>
+              <w:t xml:space="preserve">Mini Lesson: </w:t>
+            </w:r>
+            <w:r>
+              <w:rPr>
+                <w:rFonts w:ascii="Arial" w:cs="Arial" w:eastAsia="Arial" w:hAnsi="Arial"/>
+                <w:b w:val="false"/>
+                <w:bCs w:val="false"/>
+                <w:i w:val="false"/>
+                <w:iCs w:val="false"/>
+                <w:color w:val="000000"/>
+                <w:sz w:val="22"/>
+                <w:szCs w:val="22"/>
+              </w:rPr>
+              <w:t xml:space="preserve">Call Stack &amp; Recursive Patterns</w:t>
+            </w:r>
+            <w:r>
+              <w:rPr>
+                <w:rFonts w:ascii="Arial" w:cs="Arial" w:eastAsia="Arial" w:hAnsi="Arial"/>
+                <w:sz w:val="20"/>
+                <w:szCs w:val="20"/>
+              </w:rPr>
+              <w:br/>
+              <w:t xml:space="preserve"/>
+            </w:r>
+            <w:r>
+              <w:rPr>
+                <w:rFonts w:ascii="Arial" w:cs="Arial" w:eastAsia="Arial" w:hAnsi="Arial"/>
+                <w:sz w:val="20"/>
+                <w:szCs w:val="20"/>
+              </w:rPr>
+              <w:br/>
+              <w:t xml:space="preserve"/>
+            </w:r>
+            <w:r>
+              <w:rPr>
+                <w:rFonts w:ascii="Arial" w:cs="Arial" w:eastAsia="Arial" w:hAnsi="Arial"/>
+                <w:b/>
+                <w:bCs/>
+                <w:i/>
+                <w:iCs/>
+                <w:color w:val="000000"/>
+                <w:sz w:val="20"/>
+                <w:szCs w:val="20"/>
+              </w:rPr>
+              <w:t xml:space="preserve">Learning Target: </w:t>
+            </w:r>
+            <w:r>
+              <w:rPr>
+                <w:rFonts w:ascii="Arial" w:cs="Arial" w:eastAsia="Arial" w:hAnsi="Arial"/>
+                <w:b w:val="false"/>
+                <w:bCs w:val="false"/>
+                <w:i/>
+                <w:iCs/>
+                <w:color w:val="333333"/>
+                <w:sz w:val="20"/>
+                <w:szCs w:val="20"/>
+              </w:rPr>
+              <w:t xml:space="preserve">I can trace a recursive function through the call stack and identify common recursion patterns.</w:t>
+            </w:r>
+            <w:r>
+              <w:rPr>
+                <w:rFonts w:ascii="Arial" w:cs="Arial" w:eastAsia="Arial" w:hAnsi="Arial"/>
+                <w:sz w:val="20"/>
+                <w:szCs w:val="20"/>
+              </w:rPr>
+              <w:br/>
+              <w:t xml:space="preserve"/>
+            </w:r>
+            <w:r>
+              <w:rPr>
+                <w:rFonts w:ascii="Arial" w:cs="Arial" w:eastAsia="Arial" w:hAnsi="Arial"/>
+                <w:sz w:val="20"/>
+                <w:szCs w:val="20"/>
+              </w:rPr>
+              <w:br/>
+              <w:t xml:space="preserve"/>
+            </w:r>
+            <w:r>
+              <w:rPr>
+                <w:rFonts w:ascii="Arial" w:cs="Arial" w:eastAsia="Arial" w:hAnsi="Arial"/>
+                <w:b w:val="false"/>
+                <w:bCs w:val="false"/>
+                <w:i w:val="false"/>
+                <w:iCs w:val="false"/>
+                <w:color w:val="000000"/>
+                <w:sz w:val="20"/>
+                <w:szCs w:val="20"/>
+              </w:rPr>
+              <w:t xml:space="preserve">Call Stack Unwinding: Recursive calls pile up on the stack until the base case is reached, then each level "unwinds" and returns a value back up the stack.</w:t>
+            </w:r>
+            <w:r>
+              <w:rPr>
+                <w:rFonts w:ascii="Arial" w:cs="Arial" w:eastAsia="Arial" w:hAnsi="Arial"/>
+                <w:sz w:val="20"/>
+                <w:szCs w:val="20"/>
+              </w:rPr>
+              <w:br/>
+              <w:t xml:space="preserve"/>
+            </w:r>
+            <w:r>
+              <w:rPr>
+                <w:rFonts w:ascii="Arial" w:cs="Arial" w:eastAsia="Arial" w:hAnsi="Arial"/>
+                <w:b w:val="false"/>
+                <w:bCs w:val="false"/>
+                <w:i w:val="false"/>
+                <w:iCs w:val="false"/>
+                <w:color w:val="000000"/>
+                <w:sz w:val="20"/>
+                <w:szCs w:val="20"/>
+              </w:rPr>
+              <w:t xml:space="preserve">Stack Overflow: When recursion goes too deep, the call stack runs out of space. Each function call takes up memory.</w:t>
+            </w:r>
+            <w:r>
+              <w:rPr>
+                <w:rFonts w:ascii="Arial" w:cs="Arial" w:eastAsia="Arial" w:hAnsi="Arial"/>
+                <w:sz w:val="20"/>
+                <w:szCs w:val="20"/>
+              </w:rPr>
+              <w:br/>
+              <w:t xml:space="preserve"/>
+            </w:r>
+            <w:r>
+              <w:rPr>
+                <w:rFonts w:ascii="Arial" w:cs="Arial" w:eastAsia="Arial" w:hAnsi="Arial"/>
+                <w:sz w:val="20"/>
+                <w:szCs w:val="20"/>
+              </w:rPr>
+              <w:br/>
+              <w:t xml:space="preserve"/>
+            </w:r>
+            <w:r>
+              <w:rPr>
+                <w:rFonts w:ascii="Arial" w:cs="Arial" w:eastAsia="Arial" w:hAnsi="Arial"/>
+                <w:b/>
+                <w:bCs/>
+                <w:i w:val="false"/>
+                <w:iCs w:val="false"/>
+                <w:color w:val="000000"/>
+                <w:sz w:val="20"/>
+                <w:szCs w:val="20"/>
+              </w:rPr>
+              <w:t xml:space="preserve">Key Concepts:</w:t>
+            </w:r>
+            <w:r>
+              <w:rPr>
+                <w:rFonts w:ascii="Arial" w:cs="Arial" w:eastAsia="Arial" w:hAnsi="Arial"/>
+                <w:sz w:val="20"/>
+                <w:szCs w:val="20"/>
+              </w:rPr>
+              <w:br/>
+              <w:t xml:space="preserve"/>
+            </w:r>
+            <w:r>
+              <w:rPr>
+                <w:rFonts w:ascii="Arial" w:cs="Arial" w:eastAsia="Arial" w:hAnsi="Arial"/>
+                <w:b w:val="false"/>
+                <w:bCs w:val="false"/>
+                <w:i w:val="false"/>
+                <w:iCs w:val="false"/>
+                <w:color w:val="000000"/>
+                <w:sz w:val="20"/>
+                <w:szCs w:val="20"/>
+              </w:rPr>
+              <w:t xml:space="preserve">    • Linear recursion makes one recursive call (like factorial or countdown)</w:t>
+            </w:r>
+            <w:r>
+              <w:rPr>
+                <w:rFonts w:ascii="Arial" w:cs="Arial" w:eastAsia="Arial" w:hAnsi="Arial"/>
+                <w:sz w:val="20"/>
+                <w:szCs w:val="20"/>
+              </w:rPr>
+              <w:br/>
+              <w:t xml:space="preserve"/>
+            </w:r>
+            <w:r>
+              <w:rPr>
+                <w:rFonts w:ascii="Arial" w:cs="Arial" w:eastAsia="Arial" w:hAnsi="Arial"/>
+                <w:b w:val="false"/>
+                <w:bCs w:val="false"/>
+                <w:i w:val="false"/>
+                <w:iCs w:val="false"/>
+                <w:color w:val="000000"/>
+                <w:sz w:val="20"/>
+                <w:szCs w:val="20"/>
+              </w:rPr>
+              <w:t xml:space="preserve">    • Tree recursion makes multiple recursive calls (like Fibonacci; less efficient)</w:t>
+            </w:r>
+            <w:r>
+              <w:rPr>
+                <w:rFonts w:ascii="Arial" w:cs="Arial" w:eastAsia="Arial" w:hAnsi="Arial"/>
+                <w:sz w:val="20"/>
+                <w:szCs w:val="20"/>
+              </w:rPr>
+              <w:br/>
+              <w:t xml:space="preserve"/>
+            </w:r>
+            <w:r>
+              <w:rPr>
+                <w:rFonts w:ascii="Arial" w:cs="Arial" w:eastAsia="Arial" w:hAnsi="Arial"/>
+                <w:sz w:val="20"/>
+                <w:szCs w:val="20"/>
+              </w:rPr>
+              <w:br/>
+              <w:t xml:space="preserve"/>
+            </w:r>
+            <w:r>
+              <w:rPr>
+                <w:rFonts w:ascii="Arial" w:cs="Arial" w:eastAsia="Arial" w:hAnsi="Arial"/>
+                <w:b/>
+                <w:bCs/>
+                <w:i w:val="false"/>
+                <w:iCs w:val="false"/>
+                <w:color w:val="000000"/>
+                <w:sz w:val="20"/>
+                <w:szCs w:val="20"/>
+              </w:rPr>
+              <w:t xml:space="preserve">Vocabulary: </w:t>
+            </w:r>
+            <w:r>
+              <w:rPr>
+                <w:rFonts w:ascii="Arial" w:cs="Arial" w:eastAsia="Arial" w:hAnsi="Arial"/>
+                <w:b w:val="false"/>
+                <w:bCs w:val="false"/>
+                <w:i w:val="false"/>
+                <w:iCs w:val="false"/>
+                <w:color w:val="000000"/>
+                <w:sz w:val="20"/>
+                <w:szCs w:val="20"/>
+              </w:rPr>
+              <w:t xml:space="preserve">Call Stack Unwinding, Stack Overflow, Tail Recursion, Linear vs. Tree Recursion, Linear recursion, Tree recursion</w:t>
+            </w:r>
+            <w:r>
+              <w:rPr>
+                <w:rFonts w:ascii="Arial" w:cs="Arial" w:eastAsia="Arial" w:hAnsi="Arial"/>
+                <w:sz w:val="20"/>
+                <w:szCs w:val="20"/>
+              </w:rPr>
+              <w:br/>
+              <w:t xml:space="preserve"/>
+            </w:r>
+            <w:r>
+              <w:rPr>
+                <w:rFonts w:ascii="Arial" w:cs="Arial" w:eastAsia="Arial" w:hAnsi="Arial"/>
+                <w:sz w:val="20"/>
+                <w:szCs w:val="20"/>
+              </w:rPr>
+              <w:br/>
+              <w:t xml:space="preserve"/>
+            </w:r>
+            <w:r>
+              <w:rPr>
+                <w:rFonts w:ascii="Arial" w:cs="Arial" w:eastAsia="Arial" w:hAnsi="Arial"/>
+                <w:b/>
+                <w:bCs/>
+                <w:i/>
+                <w:iCs/>
+                <w:color w:val="555555"/>
+                <w:sz w:val="20"/>
+                <w:szCs w:val="20"/>
+              </w:rPr>
+              <w:t xml:space="preserve">→ Live Demo — </w:t>
+            </w:r>
+            <w:r>
+              <w:rPr>
+                <w:rFonts w:ascii="Arial" w:cs="Arial" w:eastAsia="Arial" w:hAnsi="Arial"/>
+                <w:b w:val="false"/>
+                <w:bCs w:val="false"/>
+                <w:i/>
+                <w:iCs/>
+                <w:color w:val="555555"/>
+                <w:sz w:val="20"/>
+                <w:szCs w:val="20"/>
+              </w:rPr>
+              <w:t xml:space="preserve">type examples as students follow along in their own editor.</w:t>
+            </w:r>
+            <w:r>
+              <w:rPr>
+                <w:rFonts w:ascii="Arial" w:cs="Arial" w:eastAsia="Arial" w:hAnsi="Arial"/>
+                <w:sz w:val="20"/>
+                <w:szCs w:val="20"/>
+              </w:rPr>
+              <w:br/>
+              <w:t xml:space="preserve"/>
+            </w:r>
+            <w:r>
+              <w:rPr>
+                <w:rFonts w:ascii="Arial" w:cs="Arial" w:eastAsia="Arial" w:hAnsi="Arial"/>
+                <w:b/>
+                <w:bCs/>
+                <w:i/>
+                <w:iCs/>
+                <w:color w:val="555555"/>
+                <w:sz w:val="20"/>
+                <w:szCs w:val="20"/>
+              </w:rPr>
+              <w:t xml:space="preserve">→ Check for Understanding: </w:t>
+            </w:r>
+            <w:r>
+              <w:rPr>
+                <w:rFonts w:ascii="Arial" w:cs="Arial" w:eastAsia="Arial" w:hAnsi="Arial"/>
+                <w:b w:val="false"/>
+                <w:bCs w:val="false"/>
+                <w:i/>
+                <w:iCs/>
+                <w:color w:val="555555"/>
+                <w:sz w:val="20"/>
+                <w:szCs w:val="20"/>
+              </w:rPr>
+              <w:t xml:space="preserve">pause and cold-call: “Can someone explain what we just did in their own words?”</w:t>
             </w:r>
           </w:p>
         </w:tc>
@@ -377,9 +889,9 @@
               <w:right w:val="single" w:color="CCCCCC" w:sz="1"/>
             </w:tcBorders>
             <w:tcMar>
-              <w:top w:type="dxa" w:w="60"/>
+              <w:top w:type="dxa" w:w="80"/>
               <w:left w:type="dxa" w:w="120"/>
-              <w:bottom w:type="dxa" w:w="60"/>
+              <w:bottom w:type="dxa" w:w="80"/>
               <w:right w:type="dxa" w:w="120"/>
             </w:tcMar>
           </w:tcPr>
@@ -406,20 +918,90 @@
               <w:right w:val="single" w:color="CCCCCC" w:sz="1"/>
             </w:tcBorders>
             <w:tcMar>
-              <w:top w:type="dxa" w:w="60"/>
+              <w:top w:type="dxa" w:w="80"/>
               <w:left w:type="dxa" w:w="120"/>
-              <w:bottom w:type="dxa" w:w="60"/>
+              <w:bottom w:type="dxa" w:w="80"/>
               <w:right w:type="dxa" w:w="120"/>
             </w:tcMar>
           </w:tcPr>
           <w:p>
-            <w:r>
-              <w:rPr>
-                <w:rFonts w:ascii="Arial" w:cs="Arial" w:eastAsia="Arial" w:hAnsi="Arial"/>
-                <w:sz w:val="20"/>
-                <w:szCs w:val="20"/>
+            <w:pPr>
+              <w:spacing w:after="80" w:before="80"/>
+            </w:pPr>
+            <w:r>
+              <w:rPr>
+                <w:rFonts w:ascii="Arial" w:cs="Arial" w:eastAsia="Arial" w:hAnsi="Arial"/>
+                <w:b/>
+                <w:bCs/>
+                <w:i w:val="false"/>
+                <w:iCs w:val="false"/>
+                <w:color w:val="000000"/>
+                <w:sz w:val="22"/>
+                <w:szCs w:val="22"/>
               </w:rPr>
               <w:t xml:space="preserve">Guided Practice</w:t>
+            </w:r>
+            <w:r>
+              <w:rPr>
+                <w:rFonts w:ascii="Arial" w:cs="Arial" w:eastAsia="Arial" w:hAnsi="Arial"/>
+                <w:sz w:val="20"/>
+                <w:szCs w:val="20"/>
+              </w:rPr>
+              <w:br/>
+              <w:t xml:space="preserve"/>
+            </w:r>
+            <w:r>
+              <w:rPr>
+                <w:rFonts w:ascii="Arial" w:cs="Arial" w:eastAsia="Arial" w:hAnsi="Arial"/>
+                <w:sz w:val="20"/>
+                <w:szCs w:val="20"/>
+              </w:rPr>
+              <w:br/>
+              <w:t xml:space="preserve"/>
+            </w:r>
+            <w:r>
+              <w:rPr>
+                <w:rFonts w:ascii="Arial" w:cs="Arial" w:eastAsia="Arial" w:hAnsi="Arial"/>
+                <w:b w:val="false"/>
+                <w:bCs w:val="false"/>
+                <w:i w:val="false"/>
+                <w:iCs w:val="false"/>
+                <w:color w:val="000000"/>
+                <w:sz w:val="20"/>
+                <w:szCs w:val="20"/>
+              </w:rPr>
+              <w:t xml:space="preserve">Activity: Trace Linear Recursion</w:t>
+            </w:r>
+            <w:r>
+              <w:rPr>
+                <w:rFonts w:ascii="Arial" w:cs="Arial" w:eastAsia="Arial" w:hAnsi="Arial"/>
+                <w:sz w:val="20"/>
+                <w:szCs w:val="20"/>
+              </w:rPr>
+              <w:br/>
+              <w:t xml:space="preserve"/>
+            </w:r>
+            <w:r>
+              <w:rPr>
+                <w:rFonts w:ascii="Arial" w:cs="Arial" w:eastAsia="Arial" w:hAnsi="Arial"/>
+                <w:sz w:val="20"/>
+                <w:szCs w:val="20"/>
+              </w:rPr>
+              <w:br/>
+              <w:t xml:space="preserve"/>
+            </w:r>
+            <w:r>
+              <w:rPr>
+                <w:rFonts w:ascii="Arial" w:cs="Arial" w:eastAsia="Arial" w:hAnsi="Arial"/>
+                <w:b w:val="false"/>
+                <w:bCs w:val="false"/>
+                <w:i/>
+                <w:iCs/>
+                <w:color w:val="555555"/>
+                <w:sz w:val="20"/>
+                <w:szCs w:val="20"/>
+              </w:rPr>
+              <w:t xml:space="preserve">→ Teacher models — students try alongside, then compare results.</w:t>
             </w:r>
           </w:p>
         </w:tc>
@@ -435,9 +1017,9 @@
               <w:right w:val="single" w:color="CCCCCC" w:sz="1"/>
             </w:tcBorders>
             <w:tcMar>
-              <w:top w:type="dxa" w:w="60"/>
+              <w:top w:type="dxa" w:w="80"/>
               <w:left w:type="dxa" w:w="120"/>
-              <w:bottom w:type="dxa" w:w="60"/>
+              <w:bottom w:type="dxa" w:w="80"/>
               <w:right w:type="dxa" w:w="120"/>
             </w:tcMar>
           </w:tcPr>
@@ -450,7 +1032,7 @@
                 <w:sz w:val="20"/>
                 <w:szCs w:val="20"/>
               </w:rPr>
-              <w:t xml:space="preserve">15-20 min</w:t>
+              <w:t xml:space="preserve">15–20 min</w:t>
             </w:r>
           </w:p>
         </w:tc>
@@ -464,20 +1046,81 @@
               <w:right w:val="single" w:color="CCCCCC" w:sz="1"/>
             </w:tcBorders>
             <w:tcMar>
-              <w:top w:type="dxa" w:w="60"/>
+              <w:top w:type="dxa" w:w="80"/>
               <w:left w:type="dxa" w:w="120"/>
-              <w:bottom w:type="dxa" w:w="60"/>
+              <w:bottom w:type="dxa" w:w="80"/>
               <w:right w:type="dxa" w:w="120"/>
             </w:tcMar>
           </w:tcPr>
           <w:p>
-            <w:r>
-              <w:rPr>
-                <w:rFonts w:ascii="Arial" w:cs="Arial" w:eastAsia="Arial" w:hAnsi="Arial"/>
-                <w:sz w:val="20"/>
-                <w:szCs w:val="20"/>
+            <w:pPr>
+              <w:spacing w:after="80" w:before="80"/>
+            </w:pPr>
+            <w:r>
+              <w:rPr>
+                <w:rFonts w:ascii="Arial" w:cs="Arial" w:eastAsia="Arial" w:hAnsi="Arial"/>
+                <w:b/>
+                <w:bCs/>
+                <w:i w:val="false"/>
+                <w:iCs w:val="false"/>
+                <w:color w:val="000000"/>
+                <w:sz w:val="22"/>
+                <w:szCs w:val="22"/>
               </w:rPr>
               <w:t xml:space="preserve">Independent Practice / Code Along</w:t>
+            </w:r>
+            <w:r>
+              <w:rPr>
+                <w:rFonts w:ascii="Arial" w:cs="Arial" w:eastAsia="Arial" w:hAnsi="Arial"/>
+                <w:sz w:val="20"/>
+                <w:szCs w:val="20"/>
+              </w:rPr>
+              <w:br/>
+              <w:t xml:space="preserve"/>
+            </w:r>
+            <w:r>
+              <w:rPr>
+                <w:rFonts w:ascii="Arial" w:cs="Arial" w:eastAsia="Arial" w:hAnsi="Arial"/>
+                <w:b w:val="false"/>
+                <w:bCs w:val="false"/>
+                <w:i w:val="false"/>
+                <w:iCs w:val="false"/>
+                <w:color w:val="000000"/>
+                <w:sz w:val="20"/>
+                <w:szCs w:val="20"/>
+              </w:rPr>
+              <w:t xml:space="preserve">    Work through problems from the day's exercise set.</w:t>
+            </w:r>
+            <w:r>
+              <w:rPr>
+                <w:rFonts w:ascii="Arial" w:cs="Arial" w:eastAsia="Arial" w:hAnsi="Arial"/>
+                <w:sz w:val="20"/>
+                <w:szCs w:val="20"/>
+              </w:rPr>
+              <w:br/>
+              <w:t xml:space="preserve"/>
+            </w:r>
+            <w:r>
+              <w:rPr>
+                <w:rFonts w:ascii="Arial" w:cs="Arial" w:eastAsia="Arial" w:hAnsi="Arial"/>
+                <w:sz w:val="20"/>
+                <w:szCs w:val="20"/>
+              </w:rPr>
+              <w:br/>
+              <w:t xml:space="preserve"/>
+            </w:r>
+            <w:r>
+              <w:rPr>
+                <w:rFonts w:ascii="Arial" w:cs="Arial" w:eastAsia="Arial" w:hAnsi="Arial"/>
+                <w:b w:val="false"/>
+                <w:bCs w:val="false"/>
+                <w:i/>
+                <w:iCs/>
+                <w:color w:val="555555"/>
+                <w:sz w:val="20"/>
+                <w:szCs w:val="20"/>
+              </w:rPr>
+              <w:t xml:space="preserve">→ Teacher circulates — offer hints, check for understanding.</w:t>
             </w:r>
           </w:p>
         </w:tc>
@@ -493,9 +1136,9 @@
               <w:right w:val="single" w:color="CCCCCC" w:sz="1"/>
             </w:tcBorders>
             <w:tcMar>
-              <w:top w:type="dxa" w:w="60"/>
+              <w:top w:type="dxa" w:w="80"/>
               <w:left w:type="dxa" w:w="120"/>
-              <w:bottom w:type="dxa" w:w="60"/>
+              <w:bottom w:type="dxa" w:w="80"/>
               <w:right w:type="dxa" w:w="120"/>
             </w:tcMar>
           </w:tcPr>
@@ -522,20 +1165,90 @@
               <w:right w:val="single" w:color="CCCCCC" w:sz="1"/>
             </w:tcBorders>
             <w:tcMar>
-              <w:top w:type="dxa" w:w="60"/>
+              <w:top w:type="dxa" w:w="80"/>
               <w:left w:type="dxa" w:w="120"/>
-              <w:bottom w:type="dxa" w:w="60"/>
+              <w:bottom w:type="dxa" w:w="80"/>
               <w:right w:type="dxa" w:w="120"/>
             </w:tcMar>
           </w:tcPr>
           <w:p>
-            <w:r>
-              <w:rPr>
-                <w:rFonts w:ascii="Arial" w:cs="Arial" w:eastAsia="Arial" w:hAnsi="Arial"/>
-                <w:sz w:val="20"/>
-                <w:szCs w:val="20"/>
+            <w:pPr>
+              <w:spacing w:after="80" w:before="80"/>
+            </w:pPr>
+            <w:r>
+              <w:rPr>
+                <w:rFonts w:ascii="Arial" w:cs="Arial" w:eastAsia="Arial" w:hAnsi="Arial"/>
+                <w:b/>
+                <w:bCs/>
+                <w:i w:val="false"/>
+                <w:iCs w:val="false"/>
+                <w:color w:val="000000"/>
+                <w:sz w:val="22"/>
+                <w:szCs w:val="22"/>
               </w:rPr>
               <w:t xml:space="preserve">Exit Ticket / Wrap-Up</w:t>
+            </w:r>
+            <w:r>
+              <w:rPr>
+                <w:rFonts w:ascii="Arial" w:cs="Arial" w:eastAsia="Arial" w:hAnsi="Arial"/>
+                <w:sz w:val="20"/>
+                <w:szCs w:val="20"/>
+              </w:rPr>
+              <w:br/>
+              <w:t xml:space="preserve"/>
+            </w:r>
+            <w:r>
+              <w:rPr>
+                <w:rFonts w:ascii="Arial" w:cs="Arial" w:eastAsia="Arial" w:hAnsi="Arial"/>
+                <w:sz w:val="20"/>
+                <w:szCs w:val="20"/>
+              </w:rPr>
+              <w:br/>
+              <w:t xml:space="preserve"/>
+            </w:r>
+            <w:r>
+              <w:rPr>
+                <w:rFonts w:ascii="Arial" w:cs="Arial" w:eastAsia="Arial" w:hAnsi="Arial"/>
+                <w:b w:val="false"/>
+                <w:bCs w:val="false"/>
+                <w:i w:val="false"/>
+                <w:iCs w:val="false"/>
+                <w:color w:val="000000"/>
+                <w:sz w:val="20"/>
+                <w:szCs w:val="20"/>
+              </w:rPr>
+              <w:t xml:space="preserve">Quick Check: Trace a recursive function through the call stack and identify common recursion patterns?</w:t>
+            </w:r>
+            <w:r>
+              <w:rPr>
+                <w:rFonts w:ascii="Arial" w:cs="Arial" w:eastAsia="Arial" w:hAnsi="Arial"/>
+                <w:sz w:val="20"/>
+                <w:szCs w:val="20"/>
+              </w:rPr>
+              <w:br/>
+              <w:t xml:space="preserve"/>
+            </w:r>
+            <w:r>
+              <w:rPr>
+                <w:rFonts w:ascii="Arial" w:cs="Arial" w:eastAsia="Arial" w:hAnsi="Arial"/>
+                <w:sz w:val="20"/>
+                <w:szCs w:val="20"/>
+              </w:rPr>
+              <w:br/>
+              <w:t xml:space="preserve"/>
+            </w:r>
+            <w:r>
+              <w:rPr>
+                <w:rFonts w:ascii="Arial" w:cs="Arial" w:eastAsia="Arial" w:hAnsi="Arial"/>
+                <w:b w:val="false"/>
+                <w:bCs w:val="false"/>
+                <w:i/>
+                <w:iCs/>
+                <w:color w:val="555555"/>
+                <w:sz w:val="20"/>
+                <w:szCs w:val="20"/>
+              </w:rPr>
+              <w:t xml:space="preserve">→ 3–2–1: Name 3 things learned, 2 new vocab words, 1 question you still have.</w:t>
             </w:r>
           </w:p>
         </w:tc>
@@ -728,19 +1441,6 @@
                 <w:sz w:val="18"/>
                 <w:szCs w:val="18"/>
               </w:rPr>
-              <w:t xml:space="preserve"># Example 1: Linear Recursion (one recursive call)</w:t>
-            </w:r>
-          </w:p>
-          <w:p>
-            <w:pPr>
-              <w:spacing w:after="20"/>
-            </w:pPr>
-            <w:r>
-              <w:rPr>
-                <w:rFonts w:ascii="Courier New" w:cs="Courier New" w:eastAsia="Courier New" w:hAnsi="Courier New"/>
-                <w:sz w:val="18"/>
-                <w:szCs w:val="18"/>
-              </w:rPr>
               <w:t xml:space="preserve">def linear_example(n):</w:t>
             </w:r>
           </w:p>
@@ -858,7 +1558,7 @@
                 <w:sz w:val="18"/>
                 <w:szCs w:val="18"/>
               </w:rPr>
-              <w:t xml:space="preserve"># Example 2: Tree Recursion (multiple recursive calls) — SLOW!</w:t>
+              <w:t xml:space="preserve"> </w:t>
             </w:r>
           </w:p>
           <w:p>
@@ -949,7 +1649,7 @@
                 <w:sz w:val="18"/>
                 <w:szCs w:val="18"/>
               </w:rPr>
-              <w:t xml:space="preserve"># Example 3: Tail Recursion (recursive call is the last line)</w:t>
+              <w:t xml:space="preserve"> </w:t>
             </w:r>
           </w:p>
           <w:p>
@@ -1066,7 +1766,7 @@
                 <w:sz w:val="18"/>
                 <w:szCs w:val="18"/>
               </w:rPr>
-              <w:t xml:space="preserve"># Example 4: String reversal using recursion</w:t>
+              <w:t xml:space="preserve"> </w:t>
             </w:r>
           </w:p>
           <w:p>
@@ -1462,19 +2162,6 @@
                 <w:sz w:val="18"/>
                 <w:szCs w:val="18"/>
               </w:rPr>
-              <w:t xml:space="preserve"># Beginner</w:t>
-            </w:r>
-          </w:p>
-          <w:p>
-            <w:pPr>
-              <w:spacing w:after="20"/>
-            </w:pPr>
-            <w:r>
-              <w:rPr>
-                <w:rFonts w:ascii="Courier New" w:cs="Courier New" w:eastAsia="Courier New" w:hAnsi="Courier New"/>
-                <w:sz w:val="18"/>
-                <w:szCs w:val="18"/>
-              </w:rPr>
               <w:t xml:space="preserve">def multiply(m, n):</w:t>
             </w:r>
           </w:p>
@@ -1553,7 +2240,7 @@
                 <w:sz w:val="18"/>
                 <w:szCs w:val="18"/>
               </w:rPr>
-              <w:t xml:space="preserve"># Intermediate</w:t>
+              <w:t xml:space="preserve"> </w:t>
             </w:r>
           </w:p>
           <w:p>
@@ -1657,7 +2344,7 @@
                 <w:sz w:val="18"/>
                 <w:szCs w:val="18"/>
               </w:rPr>
-              <w:t xml:space="preserve"># Challenge - Memoized Fibonacci</w:t>
+              <w:t xml:space="preserve"> </w:t>
             </w:r>
           </w:p>
           <w:p>
@@ -1749,58 +2436,6 @@
                 <w:szCs w:val="18"/>
               </w:rPr>
               <w:t xml:space="preserve">    return memo[n]</w:t>
-            </w:r>
-          </w:p>
-          <w:p>
-            <w:pPr>
-              <w:spacing w:after="20"/>
-            </w:pPr>
-            <w:r>
-              <w:rPr>
-                <w:rFonts w:ascii="Courier New" w:cs="Courier New" w:eastAsia="Courier New" w:hAnsi="Courier New"/>
-                <w:sz w:val="18"/>
-                <w:szCs w:val="18"/>
-              </w:rPr>
-              <w:t xml:space="preserve"> </w:t>
-            </w:r>
-          </w:p>
-          <w:p>
-            <w:pPr>
-              <w:spacing w:after="20"/>
-            </w:pPr>
-            <w:r>
-              <w:rPr>
-                <w:rFonts w:ascii="Courier New" w:cs="Courier New" w:eastAsia="Courier New" w:hAnsi="Courier New"/>
-                <w:sz w:val="18"/>
-                <w:szCs w:val="18"/>
-              </w:rPr>
-              <w:t xml:space="preserve"># Why it's inefficient: bad_fibonacci(5) calls bad_fibonacci(4) and bad_fibonacci(3),</w:t>
-            </w:r>
-          </w:p>
-          <w:p>
-            <w:pPr>
-              <w:spacing w:after="20"/>
-            </w:pPr>
-            <w:r>
-              <w:rPr>
-                <w:rFonts w:ascii="Courier New" w:cs="Courier New" w:eastAsia="Courier New" w:hAnsi="Courier New"/>
-                <w:sz w:val="18"/>
-                <w:szCs w:val="18"/>
-              </w:rPr>
-              <w:t xml:space="preserve"># and bad_fibonacci(4) ALSO calls bad_fibonacci(3), so we compute it twice.</w:t>
-            </w:r>
-          </w:p>
-          <w:p>
-            <w:pPr>
-              <w:spacing w:after="20"/>
-            </w:pPr>
-            <w:r>
-              <w:rPr>
-                <w:rFonts w:ascii="Courier New" w:cs="Courier New" w:eastAsia="Courier New" w:hAnsi="Courier New"/>
-                <w:sz w:val="18"/>
-                <w:szCs w:val="18"/>
-              </w:rPr>
-              <w:t xml:space="preserve"># This exponential duplication gets worse as n grows.</w:t>
             </w:r>
           </w:p>
         </w:tc>

--- a/Coding 2 - year/Unit 5 - Sorting Searching & Recursion/Daily Lesson Plans/Word/Day 2.docx
+++ b/Coding 2 - year/Unit 5 - Sorting Searching & Recursion/Daily Lesson Plans/Word/Day 2.docx
@@ -380,7 +380,7 @@
                 <w:sz w:val="20"/>
                 <w:szCs w:val="20"/>
               </w:rPr>
-              <w:t xml:space="preserve">    In your own words: Trace a recursive function through the call stack and identify common recursion patterns?</w:t>
+              <w:t xml:space="preserve">    Think of a time code didn't work the way you expected. What was the first thing you did to figure out why?</w:t>
             </w:r>
             <w:r>
               <w:rPr>
@@ -477,7 +477,7 @@
                 <w:sz w:val="20"/>
                 <w:szCs w:val="20"/>
               </w:rPr>
-              <w:t xml:space="preserve">Today's Goal: By the end of class you will be able to trace a recursive function through the call stack and identify common recursion patterns.</w:t>
+              <w:t xml:space="preserve">Today’s Goal: By the end of class you will be able to trace a recursive function through the call stack and identify common recursion patterns.</w:t>
             </w:r>
             <w:r>
               <w:rPr>
@@ -1217,7 +1217,7 @@
                 <w:sz w:val="20"/>
                 <w:szCs w:val="20"/>
               </w:rPr>
-              <w:t xml:space="preserve">Quick Check: Trace a recursive function through the call stack and identify common recursion patterns?</w:t>
+              <w:t xml:space="preserve">Describe one debugging strategy you practiced today. When would you use it?</w:t>
             </w:r>
             <w:r>
               <w:rPr>

--- a/Coding 2 - year/Unit 5 - Sorting Searching & Recursion/Daily Lesson Plans/Word/Day 2.docx
+++ b/Coding 2 - year/Unit 5 - Sorting Searching & Recursion/Daily Lesson Plans/Word/Day 2.docx
@@ -1081,6 +1081,19 @@
             <w:r>
               <w:rPr>
                 <w:rFonts w:ascii="Arial" w:cs="Arial" w:eastAsia="Arial" w:hAnsi="Arial"/>
+                <w:b/>
+                <w:bCs/>
+                <w:i w:val="false"/>
+                <w:iCs w:val="false"/>
+                <w:color w:val="000000"/>
+                <w:sz w:val="20"/>
+                <w:szCs w:val="20"/>
+              </w:rPr>
+              <w:t xml:space="preserve">    Beginner: </w:t>
+            </w:r>
+            <w:r>
+              <w:rPr>
+                <w:rFonts w:ascii="Arial" w:cs="Arial" w:eastAsia="Arial" w:hAnsi="Arial"/>
                 <w:b w:val="false"/>
                 <w:bCs w:val="false"/>
                 <w:i w:val="false"/>
@@ -1089,7 +1102,77 @@
                 <w:sz w:val="20"/>
                 <w:szCs w:val="20"/>
               </w:rPr>
-              <w:t xml:space="preserve">    Work through problems from the day's exercise set.</w:t>
+              <w:t xml:space="preserve">Write a recursive function that multiplies two numbers using only addition. For example, multiply(4, 3) should return 12 by computing 4 + 4…</w:t>
+            </w:r>
+            <w:r>
+              <w:rPr>
+                <w:rFonts w:ascii="Arial" w:cs="Arial" w:eastAsia="Arial" w:hAnsi="Arial"/>
+                <w:sz w:val="20"/>
+                <w:szCs w:val="20"/>
+              </w:rPr>
+              <w:br/>
+              <w:t xml:space="preserve"/>
+            </w:r>
+            <w:r>
+              <w:rPr>
+                <w:rFonts w:ascii="Arial" w:cs="Arial" w:eastAsia="Arial" w:hAnsi="Arial"/>
+                <w:b/>
+                <w:bCs/>
+                <w:i w:val="false"/>
+                <w:iCs w:val="false"/>
+                <w:color w:val="000000"/>
+                <w:sz w:val="20"/>
+                <w:szCs w:val="20"/>
+              </w:rPr>
+              <w:t xml:space="preserve">    Intermediate: </w:t>
+            </w:r>
+            <w:r>
+              <w:rPr>
+                <w:rFonts w:ascii="Arial" w:cs="Arial" w:eastAsia="Arial" w:hAnsi="Arial"/>
+                <w:b w:val="false"/>
+                <w:bCs w:val="false"/>
+                <w:i w:val="false"/>
+                <w:iCs w:val="false"/>
+                <w:color w:val="000000"/>
+                <w:sz w:val="20"/>
+                <w:szCs w:val="20"/>
+              </w:rPr>
+              <w:t xml:space="preserve">Write a recursive function that finds the maximum value in a list. Hint: Compare the first element with the max of the rest of the list.…</w:t>
+            </w:r>
+            <w:r>
+              <w:rPr>
+                <w:rFonts w:ascii="Arial" w:cs="Arial" w:eastAsia="Arial" w:hAnsi="Arial"/>
+                <w:sz w:val="20"/>
+                <w:szCs w:val="20"/>
+              </w:rPr>
+              <w:br/>
+              <w:t xml:space="preserve"/>
+            </w:r>
+            <w:r>
+              <w:rPr>
+                <w:rFonts w:ascii="Arial" w:cs="Arial" w:eastAsia="Arial" w:hAnsi="Arial"/>
+                <w:b/>
+                <w:bCs/>
+                <w:i w:val="false"/>
+                <w:iCs w:val="false"/>
+                <w:color w:val="000000"/>
+                <w:sz w:val="20"/>
+                <w:szCs w:val="20"/>
+              </w:rPr>
+              <w:t xml:space="preserve">    Challenge: </w:t>
+            </w:r>
+            <w:r>
+              <w:rPr>
+                <w:rFonts w:ascii="Arial" w:cs="Arial" w:eastAsia="Arial" w:hAnsi="Arial"/>
+                <w:b w:val="false"/>
+                <w:bCs w:val="false"/>
+                <w:i w:val="false"/>
+                <w:iCs w:val="false"/>
+                <w:color w:val="000000"/>
+                <w:sz w:val="20"/>
+                <w:szCs w:val="20"/>
+              </w:rPr>
+              <w:t xml:space="preserve">Explain why this function is inefficient and rewrite it to be faster:</w:t>
             </w:r>
             <w:r>
               <w:rPr>
@@ -2560,6 +2643,94 @@
       <w:pPr>
         <w:spacing w:after="160"/>
       </w:pPr>
+    </w:p>
+    <w:p>
+      <w:pPr>
+        <w:pBdr>
+          <w:bottom w:val="single" w:color="1B7A4A" w:sz="4" w:space="4"/>
+        </w:pBdr>
+        <w:spacing w:after="100" w:before="120"/>
+      </w:pPr>
+      <w:r>
+        <w:rPr>
+          <w:rFonts w:ascii="Arial" w:cs="Arial" w:eastAsia="Arial" w:hAnsi="Arial"/>
+          <w:b/>
+          <w:bCs/>
+          <w:color w:val="1B7A4A"/>
+          <w:sz w:val="24"/>
+          <w:szCs w:val="24"/>
+        </w:rPr>
+        <w:t xml:space="preserve">Practice Problems</w:t>
+      </w:r>
+    </w:p>
+    <w:p>
+      <w:pPr>
+        <w:spacing w:after="80"/>
+      </w:pPr>
+      <w:r>
+        <w:rPr>
+          <w:rFonts w:ascii="Arial" w:cs="Arial" w:eastAsia="Arial" w:hAnsi="Arial"/>
+          <w:b/>
+          <w:bCs/>
+          <w:sz w:val="20"/>
+          <w:szCs w:val="20"/>
+        </w:rPr>
+        <w:t xml:space="preserve">Problem 1: </w:t>
+      </w:r>
+      <w:r>
+        <w:rPr>
+          <w:rFonts w:ascii="Arial" w:cs="Arial" w:eastAsia="Arial" w:hAnsi="Arial"/>
+          <w:sz w:val="20"/>
+          <w:szCs w:val="20"/>
+        </w:rPr>
+        <w:t xml:space="preserve">Beginner:  Write a recursive function that multiplies two numbers using only addition. For example, multiply(4, 3) should return 12 by computing 4 + 4 + 4. What is the base case?</w:t>
+      </w:r>
+    </w:p>
+    <w:p>
+      <w:pPr>
+        <w:spacing w:after="80"/>
+      </w:pPr>
+      <w:r>
+        <w:rPr>
+          <w:rFonts w:ascii="Arial" w:cs="Arial" w:eastAsia="Arial" w:hAnsi="Arial"/>
+          <w:b/>
+          <w:bCs/>
+          <w:sz w:val="20"/>
+          <w:szCs w:val="20"/>
+        </w:rPr>
+        <w:t xml:space="preserve">Problem 2: </w:t>
+      </w:r>
+      <w:r>
+        <w:rPr>
+          <w:rFonts w:ascii="Arial" w:cs="Arial" w:eastAsia="Arial" w:hAnsi="Arial"/>
+          <w:sz w:val="20"/>
+          <w:szCs w:val="20"/>
+        </w:rPr>
+        <w:t xml:space="preserve">Intermediate:  Write a recursive function that finds the maximum value in a list. Hint: Compare the first element with the max of the rest of the list.</w:t>
+      </w:r>
+    </w:p>
+    <w:p>
+      <w:pPr>
+        <w:spacing w:after="80"/>
+      </w:pPr>
+      <w:r>
+        <w:rPr>
+          <w:rFonts w:ascii="Arial" w:cs="Arial" w:eastAsia="Arial" w:hAnsi="Arial"/>
+          <w:b/>
+          <w:bCs/>
+          <w:sz w:val="20"/>
+          <w:szCs w:val="20"/>
+        </w:rPr>
+        <w:t xml:space="preserve">Problem 3: </w:t>
+      </w:r>
+      <w:r>
+        <w:rPr>
+          <w:rFonts w:ascii="Arial" w:cs="Arial" w:eastAsia="Arial" w:hAnsi="Arial"/>
+          <w:sz w:val="20"/>
+          <w:szCs w:val="20"/>
+        </w:rPr>
+        <w:t xml:space="preserve">Challenge:  Explain why this function is inefficient and rewrite it to be faster:</w:t>
+      </w:r>
     </w:p>
     <w:p>
       <w:pPr>
